--- a/Phase 4 Project Proposal.docx
+++ b/Phase 4 Project Proposal.docx
@@ -1,6 +1,6 @@
 
 <file path=word/document.xml><?xml version="1.0" encoding="utf-8"?>
-<w:document xmlns:wpc="http://schemas.microsoft.com/office/word/2010/wordprocessingCanvas" xmlns:mc="http://schemas.openxmlformats.org/markup-compatibility/2006" xmlns:o="urn:schemas-microsoft-com:office:office" xmlns:r="http://schemas.openxmlformats.org/officeDocument/2006/relationships" xmlns:m="http://schemas.openxmlformats.org/officeDocument/2006/math" xmlns:v="urn:schemas-microsoft-com:vml" xmlns:wp14="http://schemas.microsoft.com/office/word/2010/wordprocessingDrawing" xmlns:wp="http://schemas.openxmlformats.org/drawingml/2006/wordprocessingDrawing" xmlns:w10="urn:schemas-microsoft-com:office:word" xmlns:w="http://schemas.openxmlformats.org/wordprocessingml/2006/main" xmlns:w14="http://schemas.microsoft.com/office/word/2010/wordml" xmlns:w15="http://schemas.microsoft.com/office/word/2012/wordml" xmlns:wpg="http://schemas.microsoft.com/office/word/2010/wordprocessingGroup" xmlns:wpi="http://schemas.microsoft.com/office/word/2010/wordprocessingInk" xmlns:wne="http://schemas.microsoft.com/office/word/2006/wordml" xmlns:wps="http://schemas.microsoft.com/office/word/2010/wordprocessingShape" mc:Ignorable="w14 w15 wp14">
+<w:document xmlns:wpc="http://schemas.microsoft.com/office/word/2010/wordprocessingCanvas" xmlns:mc="http://schemas.openxmlformats.org/markup-compatibility/2006" xmlns:o="urn:schemas-microsoft-com:office:office" xmlns:r="http://schemas.openxmlformats.org/officeDocument/2006/relationships" xmlns:m="http://schemas.openxmlformats.org/officeDocument/2006/math" xmlns:v="urn:schemas-microsoft-com:vml" xmlns:wp14="http://schemas.microsoft.com/office/word/2010/wordprocessingDrawing" xmlns:wp="http://schemas.openxmlformats.org/drawingml/2006/wordprocessingDrawing" xmlns:w10="urn:schemas-microsoft-com:office:word" xmlns:w="http://schemas.openxmlformats.org/wordprocessingml/2006/main" xmlns:w14="http://schemas.microsoft.com/office/word/2010/wordml" xmlns:wpg="http://schemas.microsoft.com/office/word/2010/wordprocessingGroup" xmlns:wpi="http://schemas.microsoft.com/office/word/2010/wordprocessingInk" xmlns:wne="http://schemas.microsoft.com/office/word/2006/wordml" xmlns:wps="http://schemas.microsoft.com/office/word/2010/wordprocessingShape" mc:Ignorable="w14 wp14">
   <w:body>
     <w:p>
       <w:pPr>
@@ -108,7 +108,16 @@
           <w:sz w:val="24"/>
           <w:szCs w:val="24"/>
         </w:rPr>
-        <w:t xml:space="preserve"> need to recommend movies that users are likely to enjoy in order to increase user engagement and retention. However, it can be difficult to recommend movies for new users or for movies with few ratings (cold start problem).</w:t>
+        <w:t xml:space="preserve"> need to recommend movies that users are likely </w:t>
+      </w:r>
+      <w:bookmarkStart w:id="0" w:name="_GoBack"/>
+      <w:r>
+        <w:rPr>
+          <w:rFonts w:ascii="Times New Roman" w:eastAsia="Times New Roman" w:hAnsi="Times New Roman" w:cs="Times New Roman"/>
+          <w:sz w:val="24"/>
+          <w:szCs w:val="24"/>
+        </w:rPr>
+        <w:t>to enjoy in order to increase user engagement and retention. However, it can be difficult to recommend movies for new users or for movies with few ratings (cold start problem).</w:t>
       </w:r>
     </w:p>
     <w:p>
@@ -461,6 +470,9 @@
     </w:p>
     <w:p>
       <w:pPr>
+        <w:tabs>
+          <w:tab w:val="left" w:pos="2304"/>
+        </w:tabs>
         <w:spacing w:before="100" w:beforeAutospacing="1" w:after="100" w:afterAutospacing="1" w:line="240" w:lineRule="auto"/>
         <w:outlineLvl w:val="1"/>
         <w:rPr>
@@ -490,6 +502,16 @@
           <w:szCs w:val="24"/>
         </w:rPr>
         <w:t>. Datasets</w:t>
+      </w:r>
+      <w:r>
+        <w:rPr>
+          <w:rFonts w:ascii="Times New Roman" w:eastAsia="Times New Roman" w:hAnsi="Times New Roman" w:cs="Times New Roman"/>
+          <w:b/>
+          <w:bCs/>
+          <w:sz w:val="24"/>
+          <w:szCs w:val="24"/>
+        </w:rPr>
+        <w:tab/>
       </w:r>
     </w:p>
     <w:p>
@@ -1043,18 +1065,8 @@
           <w:sz w:val="24"/>
           <w:szCs w:val="24"/>
         </w:rPr>
-        <w:t xml:space="preserve">Apply TF-IDF </w:t>
-      </w:r>
-      <w:proofErr w:type="spellStart"/>
-      <w:r>
-        <w:rPr>
-          <w:rFonts w:ascii="Times New Roman" w:eastAsia="Times New Roman" w:hAnsi="Times New Roman" w:cs="Times New Roman"/>
-          <w:sz w:val="24"/>
-          <w:szCs w:val="24"/>
-        </w:rPr>
-        <w:t>vectorization</w:t>
-      </w:r>
-      <w:proofErr w:type="spellEnd"/>
+        <w:t>Apply TF-IDF vectorization</w:t>
+      </w:r>
     </w:p>
     <w:p>
       <w:pPr>
@@ -1078,6 +1090,7 @@
         <w:t>Compute similarity between movies</w:t>
       </w:r>
     </w:p>
+    <w:bookmarkEnd w:id="0"/>
     <w:p>
       <w:pPr>
         <w:spacing w:before="100" w:beforeAutospacing="1" w:after="100" w:afterAutospacing="1" w:line="240" w:lineRule="auto"/>
@@ -1310,8 +1323,6 @@
         </w:rPr>
         <w:t>This project will demonstrate the use of advanced machine learning techniques to build a real-world recommendation system. By combining collaborative filtering and content-based filtering, the system will provide more accurate and personalized movie recommendations.</w:t>
       </w:r>
-      <w:bookmarkStart w:id="0" w:name="_GoBack"/>
-      <w:bookmarkEnd w:id="0"/>
     </w:p>
     <w:sectPr>
       <w:pgSz w:w="12240" w:h="15840"/>
@@ -1324,7 +1335,7 @@
 </file>
 
 <file path=word/numbering.xml><?xml version="1.0" encoding="utf-8"?>
-<w:numbering xmlns:wpc="http://schemas.microsoft.com/office/word/2010/wordprocessingCanvas" xmlns:mc="http://schemas.openxmlformats.org/markup-compatibility/2006" xmlns:o="urn:schemas-microsoft-com:office:office" xmlns:r="http://schemas.openxmlformats.org/officeDocument/2006/relationships" xmlns:m="http://schemas.openxmlformats.org/officeDocument/2006/math" xmlns:v="urn:schemas-microsoft-com:vml" xmlns:wp14="http://schemas.microsoft.com/office/word/2010/wordprocessingDrawing" xmlns:wp="http://schemas.openxmlformats.org/drawingml/2006/wordprocessingDrawing" xmlns:w10="urn:schemas-microsoft-com:office:word" xmlns:w="http://schemas.openxmlformats.org/wordprocessingml/2006/main" xmlns:w14="http://schemas.microsoft.com/office/word/2010/wordml" xmlns:w15="http://schemas.microsoft.com/office/word/2012/wordml" xmlns:wpg="http://schemas.microsoft.com/office/word/2010/wordprocessingGroup" xmlns:wpi="http://schemas.microsoft.com/office/word/2010/wordprocessingInk" xmlns:wne="http://schemas.microsoft.com/office/word/2006/wordml" xmlns:wps="http://schemas.microsoft.com/office/word/2010/wordprocessingShape" mc:Ignorable="w14 w15 wp14">
+<w:numbering xmlns:wpc="http://schemas.microsoft.com/office/word/2010/wordprocessingCanvas" xmlns:mc="http://schemas.openxmlformats.org/markup-compatibility/2006" xmlns:o="urn:schemas-microsoft-com:office:office" xmlns:r="http://schemas.openxmlformats.org/officeDocument/2006/relationships" xmlns:m="http://schemas.openxmlformats.org/officeDocument/2006/math" xmlns:v="urn:schemas-microsoft-com:vml" xmlns:wp14="http://schemas.microsoft.com/office/word/2010/wordprocessingDrawing" xmlns:wp="http://schemas.openxmlformats.org/drawingml/2006/wordprocessingDrawing" xmlns:w10="urn:schemas-microsoft-com:office:word" xmlns:w="http://schemas.openxmlformats.org/wordprocessingml/2006/main" xmlns:w14="http://schemas.microsoft.com/office/word/2010/wordml" xmlns:wpg="http://schemas.microsoft.com/office/word/2010/wordprocessingGroup" xmlns:wpi="http://schemas.microsoft.com/office/word/2010/wordprocessingInk" xmlns:wne="http://schemas.microsoft.com/office/word/2006/wordml" xmlns:wps="http://schemas.microsoft.com/office/word/2010/wordprocessingShape" mc:Ignorable="w14 wp14">
   <w:abstractNum w:abstractNumId="0">
     <w:nsid w:val="0C2771DC"/>
     <w:multiLevelType w:val="multilevel"/>
@@ -3609,7 +3620,7 @@
 </file>
 
 <file path=word/styles.xml><?xml version="1.0" encoding="utf-8"?>
-<w:styles xmlns:mc="http://schemas.openxmlformats.org/markup-compatibility/2006" xmlns:r="http://schemas.openxmlformats.org/officeDocument/2006/relationships" xmlns:w="http://schemas.openxmlformats.org/wordprocessingml/2006/main" xmlns:w14="http://schemas.microsoft.com/office/word/2010/wordml" xmlns:w15="http://schemas.microsoft.com/office/word/2012/wordml" mc:Ignorable="w14 w15">
+<w:styles xmlns:mc="http://schemas.openxmlformats.org/markup-compatibility/2006" xmlns:r="http://schemas.openxmlformats.org/officeDocument/2006/relationships" xmlns:w="http://schemas.openxmlformats.org/wordprocessingml/2006/main" xmlns:w14="http://schemas.microsoft.com/office/word/2010/wordml" mc:Ignorable="w14">
   <w:docDefaults>
     <w:rPrDefault>
       <w:rPr>
@@ -3625,378 +3636,462 @@
       </w:pPr>
     </w:pPrDefault>
   </w:docDefaults>
-  <w:latentStyles w:defLockedState="0" w:defUIPriority="99" w:defSemiHidden="0" w:defUnhideWhenUsed="0" w:defQFormat="0" w:count="371">
-    <w:lsdException w:name="Normal" w:uiPriority="0" w:qFormat="1"/>
-    <w:lsdException w:name="heading 1" w:uiPriority="9" w:qFormat="1"/>
-    <w:lsdException w:name="heading 2" w:semiHidden="1" w:uiPriority="9" w:unhideWhenUsed="1" w:qFormat="1"/>
-    <w:lsdException w:name="heading 3" w:semiHidden="1" w:uiPriority="9" w:unhideWhenUsed="1" w:qFormat="1"/>
-    <w:lsdException w:name="heading 4" w:semiHidden="1" w:uiPriority="9" w:unhideWhenUsed="1" w:qFormat="1"/>
-    <w:lsdException w:name="heading 5" w:semiHidden="1" w:uiPriority="9" w:unhideWhenUsed="1" w:qFormat="1"/>
-    <w:lsdException w:name="heading 6" w:semiHidden="1" w:uiPriority="9" w:unhideWhenUsed="1" w:qFormat="1"/>
-    <w:lsdException w:name="heading 7" w:semiHidden="1" w:uiPriority="9" w:unhideWhenUsed="1" w:qFormat="1"/>
-    <w:lsdException w:name="heading 8" w:semiHidden="1" w:uiPriority="9" w:unhideWhenUsed="1" w:qFormat="1"/>
-    <w:lsdException w:name="heading 9" w:semiHidden="1" w:uiPriority="9" w:unhideWhenUsed="1" w:qFormat="1"/>
-    <w:lsdException w:name="index 1" w:semiHidden="1" w:unhideWhenUsed="1"/>
-    <w:lsdException w:name="index 2" w:semiHidden="1" w:unhideWhenUsed="1"/>
-    <w:lsdException w:name="index 3" w:semiHidden="1" w:unhideWhenUsed="1"/>
-    <w:lsdException w:name="index 4" w:semiHidden="1" w:unhideWhenUsed="1"/>
-    <w:lsdException w:name="index 5" w:semiHidden="1" w:unhideWhenUsed="1"/>
-    <w:lsdException w:name="index 6" w:semiHidden="1" w:unhideWhenUsed="1"/>
-    <w:lsdException w:name="index 7" w:semiHidden="1" w:unhideWhenUsed="1"/>
-    <w:lsdException w:name="index 8" w:semiHidden="1" w:unhideWhenUsed="1"/>
-    <w:lsdException w:name="index 9" w:semiHidden="1" w:unhideWhenUsed="1"/>
-    <w:lsdException w:name="toc 1" w:semiHidden="1" w:uiPriority="39" w:unhideWhenUsed="1"/>
-    <w:lsdException w:name="toc 2" w:semiHidden="1" w:uiPriority="39" w:unhideWhenUsed="1"/>
-    <w:lsdException w:name="toc 3" w:semiHidden="1" w:uiPriority="39" w:unhideWhenUsed="1"/>
-    <w:lsdException w:name="toc 4" w:semiHidden="1" w:uiPriority="39" w:unhideWhenUsed="1"/>
-    <w:lsdException w:name="toc 5" w:semiHidden="1" w:uiPriority="39" w:unhideWhenUsed="1"/>
-    <w:lsdException w:name="toc 6" w:semiHidden="1" w:uiPriority="39" w:unhideWhenUsed="1"/>
-    <w:lsdException w:name="toc 7" w:semiHidden="1" w:uiPriority="39" w:unhideWhenUsed="1"/>
-    <w:lsdException w:name="toc 8" w:semiHidden="1" w:uiPriority="39" w:unhideWhenUsed="1"/>
-    <w:lsdException w:name="toc 9" w:semiHidden="1" w:uiPriority="39" w:unhideWhenUsed="1"/>
-    <w:lsdException w:name="Normal Indent" w:semiHidden="1" w:unhideWhenUsed="1"/>
-    <w:lsdException w:name="footnote text" w:semiHidden="1" w:unhideWhenUsed="1"/>
-    <w:lsdException w:name="annotation text" w:semiHidden="1" w:unhideWhenUsed="1"/>
-    <w:lsdException w:name="header" w:semiHidden="1" w:unhideWhenUsed="1"/>
-    <w:lsdException w:name="footer" w:semiHidden="1" w:unhideWhenUsed="1"/>
-    <w:lsdException w:name="index heading" w:semiHidden="1" w:unhideWhenUsed="1"/>
-    <w:lsdException w:name="caption" w:semiHidden="1" w:uiPriority="35" w:unhideWhenUsed="1" w:qFormat="1"/>
-    <w:lsdException w:name="table of figures" w:semiHidden="1" w:unhideWhenUsed="1"/>
-    <w:lsdException w:name="envelope address" w:semiHidden="1" w:unhideWhenUsed="1"/>
-    <w:lsdException w:name="envelope return" w:semiHidden="1" w:unhideWhenUsed="1"/>
-    <w:lsdException w:name="footnote reference" w:semiHidden="1" w:unhideWhenUsed="1"/>
-    <w:lsdException w:name="annotation reference" w:semiHidden="1" w:unhideWhenUsed="1"/>
-    <w:lsdException w:name="line number" w:semiHidden="1" w:unhideWhenUsed="1"/>
-    <w:lsdException w:name="page number" w:semiHidden="1" w:unhideWhenUsed="1"/>
-    <w:lsdException w:name="endnote reference" w:semiHidden="1" w:unhideWhenUsed="1"/>
-    <w:lsdException w:name="endnote text" w:semiHidden="1" w:unhideWhenUsed="1"/>
-    <w:lsdException w:name="table of authorities" w:semiHidden="1" w:unhideWhenUsed="1"/>
-    <w:lsdException w:name="macro" w:semiHidden="1" w:unhideWhenUsed="1"/>
-    <w:lsdException w:name="toa heading" w:semiHidden="1" w:unhideWhenUsed="1"/>
-    <w:lsdException w:name="List" w:semiHidden="1" w:unhideWhenUsed="1"/>
-    <w:lsdException w:name="List Bullet" w:semiHidden="1" w:unhideWhenUsed="1"/>
-    <w:lsdException w:name="List Number" w:semiHidden="1" w:unhideWhenUsed="1"/>
-    <w:lsdException w:name="List 2" w:semiHidden="1" w:unhideWhenUsed="1"/>
-    <w:lsdException w:name="List 3" w:semiHidden="1" w:unhideWhenUsed="1"/>
-    <w:lsdException w:name="List 4" w:semiHidden="1" w:unhideWhenUsed="1"/>
-    <w:lsdException w:name="List 5" w:semiHidden="1" w:unhideWhenUsed="1"/>
-    <w:lsdException w:name="List Bullet 2" w:semiHidden="1" w:unhideWhenUsed="1"/>
-    <w:lsdException w:name="List Bullet 3" w:semiHidden="1" w:unhideWhenUsed="1"/>
-    <w:lsdException w:name="List Bullet 4" w:semiHidden="1" w:unhideWhenUsed="1"/>
-    <w:lsdException w:name="List Bullet 5" w:semiHidden="1" w:unhideWhenUsed="1"/>
-    <w:lsdException w:name="List Number 2" w:semiHidden="1" w:unhideWhenUsed="1"/>
-    <w:lsdException w:name="List Number 3" w:semiHidden="1" w:unhideWhenUsed="1"/>
-    <w:lsdException w:name="List Number 4" w:semiHidden="1" w:unhideWhenUsed="1"/>
-    <w:lsdException w:name="List Number 5" w:semiHidden="1" w:unhideWhenUsed="1"/>
-    <w:lsdException w:name="Title" w:uiPriority="10" w:qFormat="1"/>
-    <w:lsdException w:name="Closing" w:semiHidden="1" w:unhideWhenUsed="1"/>
-    <w:lsdException w:name="Signature" w:semiHidden="1" w:unhideWhenUsed="1"/>
-    <w:lsdException w:name="Default Paragraph Font" w:semiHidden="1" w:uiPriority="1" w:unhideWhenUsed="1"/>
-    <w:lsdException w:name="Body Text" w:semiHidden="1" w:unhideWhenUsed="1"/>
-    <w:lsdException w:name="Body Text Indent" w:semiHidden="1" w:unhideWhenUsed="1"/>
-    <w:lsdException w:name="List Continue" w:semiHidden="1" w:unhideWhenUsed="1"/>
-    <w:lsdException w:name="List Continue 2" w:semiHidden="1" w:unhideWhenUsed="1"/>
-    <w:lsdException w:name="List Continue 3" w:semiHidden="1" w:unhideWhenUsed="1"/>
-    <w:lsdException w:name="List Continue 4" w:semiHidden="1" w:unhideWhenUsed="1"/>
-    <w:lsdException w:name="List Continue 5" w:semiHidden="1" w:unhideWhenUsed="1"/>
-    <w:lsdException w:name="Message Header" w:semiHidden="1" w:unhideWhenUsed="1"/>
-    <w:lsdException w:name="Subtitle" w:uiPriority="11" w:qFormat="1"/>
-    <w:lsdException w:name="Salutation" w:semiHidden="1" w:unhideWhenUsed="1"/>
-    <w:lsdException w:name="Date" w:semiHidden="1" w:unhideWhenUsed="1"/>
-    <w:lsdException w:name="Body Text First Indent" w:semiHidden="1" w:unhideWhenUsed="1"/>
-    <w:lsdException w:name="Body Text First Indent 2" w:semiHidden="1" w:unhideWhenUsed="1"/>
-    <w:lsdException w:name="Note Heading" w:semiHidden="1" w:unhideWhenUsed="1"/>
-    <w:lsdException w:name="Body Text 2" w:semiHidden="1" w:unhideWhenUsed="1"/>
-    <w:lsdException w:name="Body Text 3" w:semiHidden="1" w:unhideWhenUsed="1"/>
-    <w:lsdException w:name="Body Text Indent 2" w:semiHidden="1" w:unhideWhenUsed="1"/>
-    <w:lsdException w:name="Body Text Indent 3" w:semiHidden="1" w:unhideWhenUsed="1"/>
-    <w:lsdException w:name="Block Text" w:semiHidden="1" w:unhideWhenUsed="1"/>
-    <w:lsdException w:name="Hyperlink" w:semiHidden="1" w:unhideWhenUsed="1"/>
-    <w:lsdException w:name="FollowedHyperlink" w:semiHidden="1" w:unhideWhenUsed="1"/>
-    <w:lsdException w:name="Strong" w:uiPriority="22" w:qFormat="1"/>
-    <w:lsdException w:name="Emphasis" w:uiPriority="20" w:qFormat="1"/>
-    <w:lsdException w:name="Document Map" w:semiHidden="1" w:unhideWhenUsed="1"/>
-    <w:lsdException w:name="Plain Text" w:semiHidden="1" w:unhideWhenUsed="1"/>
-    <w:lsdException w:name="E-mail Signature" w:semiHidden="1" w:unhideWhenUsed="1"/>
-    <w:lsdException w:name="HTML Top of Form" w:semiHidden="1" w:unhideWhenUsed="1"/>
-    <w:lsdException w:name="HTML Bottom of Form" w:semiHidden="1" w:unhideWhenUsed="1"/>
-    <w:lsdException w:name="Normal (Web)" w:semiHidden="1" w:unhideWhenUsed="1"/>
-    <w:lsdException w:name="HTML Acronym" w:semiHidden="1" w:unhideWhenUsed="1"/>
-    <w:lsdException w:name="HTML Address" w:semiHidden="1" w:unhideWhenUsed="1"/>
-    <w:lsdException w:name="HTML Cite" w:semiHidden="1" w:unhideWhenUsed="1"/>
-    <w:lsdException w:name="HTML Code" w:semiHidden="1" w:unhideWhenUsed="1"/>
-    <w:lsdException w:name="HTML Definition" w:semiHidden="1" w:unhideWhenUsed="1"/>
-    <w:lsdException w:name="HTML Keyboard" w:semiHidden="1" w:unhideWhenUsed="1"/>
-    <w:lsdException w:name="HTML Preformatted" w:semiHidden="1" w:unhideWhenUsed="1"/>
-    <w:lsdException w:name="HTML Sample" w:semiHidden="1" w:unhideWhenUsed="1"/>
-    <w:lsdException w:name="HTML Typewriter" w:semiHidden="1" w:unhideWhenUsed="1"/>
-    <w:lsdException w:name="HTML Variable" w:semiHidden="1" w:unhideWhenUsed="1"/>
-    <w:lsdException w:name="Normal Table" w:semiHidden="1" w:unhideWhenUsed="1"/>
-    <w:lsdException w:name="annotation subject" w:semiHidden="1" w:unhideWhenUsed="1"/>
-    <w:lsdException w:name="No List" w:semiHidden="1" w:unhideWhenUsed="1"/>
-    <w:lsdException w:name="Outline List 1" w:semiHidden="1" w:unhideWhenUsed="1"/>
-    <w:lsdException w:name="Outline List 2" w:semiHidden="1" w:unhideWhenUsed="1"/>
-    <w:lsdException w:name="Outline List 3" w:semiHidden="1" w:unhideWhenUsed="1"/>
-    <w:lsdException w:name="Table Simple 1" w:semiHidden="1" w:unhideWhenUsed="1"/>
-    <w:lsdException w:name="Table Simple 2" w:semiHidden="1" w:unhideWhenUsed="1"/>
-    <w:lsdException w:name="Table Simple 3" w:semiHidden="1" w:unhideWhenUsed="1"/>
-    <w:lsdException w:name="Table Classic 1" w:semiHidden="1" w:unhideWhenUsed="1"/>
-    <w:lsdException w:name="Table Classic 2" w:semiHidden="1" w:unhideWhenUsed="1"/>
-    <w:lsdException w:name="Table Classic 3" w:semiHidden="1" w:unhideWhenUsed="1"/>
-    <w:lsdException w:name="Table Classic 4" w:semiHidden="1" w:unhideWhenUsed="1"/>
-    <w:lsdException w:name="Table Colorful 1" w:semiHidden="1" w:unhideWhenUsed="1"/>
-    <w:lsdException w:name="Table Colorful 2" w:semiHidden="1" w:unhideWhenUsed="1"/>
-    <w:lsdException w:name="Table Colorful 3" w:semiHidden="1" w:unhideWhenUsed="1"/>
-    <w:lsdException w:name="Table Columns 1" w:semiHidden="1" w:unhideWhenUsed="1"/>
-    <w:lsdException w:name="Table Columns 2" w:semiHidden="1" w:unhideWhenUsed="1"/>
-    <w:lsdException w:name="Table Columns 3" w:semiHidden="1" w:unhideWhenUsed="1"/>
-    <w:lsdException w:name="Table Columns 4" w:semiHidden="1" w:unhideWhenUsed="1"/>
-    <w:lsdException w:name="Table Columns 5" w:semiHidden="1" w:unhideWhenUsed="1"/>
-    <w:lsdException w:name="Table Grid 1" w:semiHidden="1" w:unhideWhenUsed="1"/>
-    <w:lsdException w:name="Table Grid 2" w:semiHidden="1" w:unhideWhenUsed="1"/>
-    <w:lsdException w:name="Table Grid 3" w:semiHidden="1" w:unhideWhenUsed="1"/>
-    <w:lsdException w:name="Table Grid 4" w:semiHidden="1" w:unhideWhenUsed="1"/>
-    <w:lsdException w:name="Table Grid 5" w:semiHidden="1" w:unhideWhenUsed="1"/>
-    <w:lsdException w:name="Table Grid 6" w:semiHidden="1" w:unhideWhenUsed="1"/>
-    <w:lsdException w:name="Table Grid 7" w:semiHidden="1" w:unhideWhenUsed="1"/>
-    <w:lsdException w:name="Table Grid 8" w:semiHidden="1" w:unhideWhenUsed="1"/>
-    <w:lsdException w:name="Table List 1" w:semiHidden="1" w:unhideWhenUsed="1"/>
-    <w:lsdException w:name="Table List 2" w:semiHidden="1" w:unhideWhenUsed="1"/>
-    <w:lsdException w:name="Table List 3" w:semiHidden="1" w:unhideWhenUsed="1"/>
-    <w:lsdException w:name="Table List 4" w:semiHidden="1" w:unhideWhenUsed="1"/>
-    <w:lsdException w:name="Table List 5" w:semiHidden="1" w:unhideWhenUsed="1"/>
-    <w:lsdException w:name="Table List 6" w:semiHidden="1" w:unhideWhenUsed="1"/>
-    <w:lsdException w:name="Table List 7" w:semiHidden="1" w:unhideWhenUsed="1"/>
-    <w:lsdException w:name="Table List 8" w:semiHidden="1" w:unhideWhenUsed="1"/>
-    <w:lsdException w:name="Table 3D effects 1" w:semiHidden="1" w:unhideWhenUsed="1"/>
-    <w:lsdException w:name="Table 3D effects 2" w:semiHidden="1" w:unhideWhenUsed="1"/>
-    <w:lsdException w:name="Table 3D effects 3" w:semiHidden="1" w:unhideWhenUsed="1"/>
-    <w:lsdException w:name="Table Contemporary" w:semiHidden="1" w:unhideWhenUsed="1"/>
-    <w:lsdException w:name="Table Elegant" w:semiHidden="1" w:unhideWhenUsed="1"/>
-    <w:lsdException w:name="Table Professional" w:semiHidden="1" w:unhideWhenUsed="1"/>
-    <w:lsdException w:name="Table Subtle 1" w:semiHidden="1" w:unhideWhenUsed="1"/>
-    <w:lsdException w:name="Table Subtle 2" w:semiHidden="1" w:unhideWhenUsed="1"/>
-    <w:lsdException w:name="Table Web 1" w:semiHidden="1" w:unhideWhenUsed="1"/>
-    <w:lsdException w:name="Table Web 2" w:semiHidden="1" w:unhideWhenUsed="1"/>
-    <w:lsdException w:name="Table Web 3" w:semiHidden="1" w:unhideWhenUsed="1"/>
-    <w:lsdException w:name="Balloon Text" w:semiHidden="1" w:unhideWhenUsed="1"/>
-    <w:lsdException w:name="Table Grid" w:uiPriority="39"/>
-    <w:lsdException w:name="Table Theme" w:semiHidden="1" w:unhideWhenUsed="1"/>
-    <w:lsdException w:name="Placeholder Text" w:semiHidden="1"/>
-    <w:lsdException w:name="No Spacing" w:uiPriority="1" w:qFormat="1"/>
-    <w:lsdException w:name="Light Shading" w:uiPriority="60"/>
-    <w:lsdException w:name="Light List" w:uiPriority="61"/>
-    <w:lsdException w:name="Light Grid" w:uiPriority="62"/>
-    <w:lsdException w:name="Medium Shading 1" w:uiPriority="63"/>
-    <w:lsdException w:name="Medium Shading 2" w:uiPriority="64"/>
-    <w:lsdException w:name="Medium List 1" w:uiPriority="65"/>
-    <w:lsdException w:name="Medium List 2" w:uiPriority="66"/>
-    <w:lsdException w:name="Medium Grid 1" w:uiPriority="67"/>
-    <w:lsdException w:name="Medium Grid 2" w:uiPriority="68"/>
-    <w:lsdException w:name="Medium Grid 3" w:uiPriority="69"/>
-    <w:lsdException w:name="Dark List" w:uiPriority="70"/>
-    <w:lsdException w:name="Colorful Shading" w:uiPriority="71"/>
-    <w:lsdException w:name="Colorful List" w:uiPriority="72"/>
-    <w:lsdException w:name="Colorful Grid" w:uiPriority="73"/>
-    <w:lsdException w:name="Light Shading Accent 1" w:uiPriority="60"/>
-    <w:lsdException w:name="Light List Accent 1" w:uiPriority="61"/>
-    <w:lsdException w:name="Light Grid Accent 1" w:uiPriority="62"/>
-    <w:lsdException w:name="Medium Shading 1 Accent 1" w:uiPriority="63"/>
-    <w:lsdException w:name="Medium Shading 2 Accent 1" w:uiPriority="64"/>
-    <w:lsdException w:name="Medium List 1 Accent 1" w:uiPriority="65"/>
-    <w:lsdException w:name="Revision" w:semiHidden="1"/>
-    <w:lsdException w:name="List Paragraph" w:uiPriority="34" w:qFormat="1"/>
-    <w:lsdException w:name="Quote" w:uiPriority="29" w:qFormat="1"/>
-    <w:lsdException w:name="Intense Quote" w:uiPriority="30" w:qFormat="1"/>
-    <w:lsdException w:name="Medium List 2 Accent 1" w:uiPriority="66"/>
-    <w:lsdException w:name="Medium Grid 1 Accent 1" w:uiPriority="67"/>
-    <w:lsdException w:name="Medium Grid 2 Accent 1" w:uiPriority="68"/>
-    <w:lsdException w:name="Medium Grid 3 Accent 1" w:uiPriority="69"/>
-    <w:lsdException w:name="Dark List Accent 1" w:uiPriority="70"/>
-    <w:lsdException w:name="Colorful Shading Accent 1" w:uiPriority="71"/>
-    <w:lsdException w:name="Colorful List Accent 1" w:uiPriority="72"/>
-    <w:lsdException w:name="Colorful Grid Accent 1" w:uiPriority="73"/>
-    <w:lsdException w:name="Light Shading Accent 2" w:uiPriority="60"/>
-    <w:lsdException w:name="Light List Accent 2" w:uiPriority="61"/>
-    <w:lsdException w:name="Light Grid Accent 2" w:uiPriority="62"/>
-    <w:lsdException w:name="Medium Shading 1 Accent 2" w:uiPriority="63"/>
-    <w:lsdException w:name="Medium Shading 2 Accent 2" w:uiPriority="64"/>
-    <w:lsdException w:name="Medium List 1 Accent 2" w:uiPriority="65"/>
-    <w:lsdException w:name="Medium List 2 Accent 2" w:uiPriority="66"/>
-    <w:lsdException w:name="Medium Grid 1 Accent 2" w:uiPriority="67"/>
-    <w:lsdException w:name="Medium Grid 2 Accent 2" w:uiPriority="68"/>
-    <w:lsdException w:name="Medium Grid 3 Accent 2" w:uiPriority="69"/>
-    <w:lsdException w:name="Dark List Accent 2" w:uiPriority="70"/>
-    <w:lsdException w:name="Colorful Shading Accent 2" w:uiPriority="71"/>
-    <w:lsdException w:name="Colorful List Accent 2" w:uiPriority="72"/>
-    <w:lsdException w:name="Colorful Grid Accent 2" w:uiPriority="73"/>
-    <w:lsdException w:name="Light Shading Accent 3" w:uiPriority="60"/>
-    <w:lsdException w:name="Light List Accent 3" w:uiPriority="61"/>
-    <w:lsdException w:name="Light Grid Accent 3" w:uiPriority="62"/>
-    <w:lsdException w:name="Medium Shading 1 Accent 3" w:uiPriority="63"/>
-    <w:lsdException w:name="Medium Shading 2 Accent 3" w:uiPriority="64"/>
-    <w:lsdException w:name="Medium List 1 Accent 3" w:uiPriority="65"/>
-    <w:lsdException w:name="Medium List 2 Accent 3" w:uiPriority="66"/>
-    <w:lsdException w:name="Medium Grid 1 Accent 3" w:uiPriority="67"/>
-    <w:lsdException w:name="Medium Grid 2 Accent 3" w:uiPriority="68"/>
-    <w:lsdException w:name="Medium Grid 3 Accent 3" w:uiPriority="69"/>
-    <w:lsdException w:name="Dark List Accent 3" w:uiPriority="70"/>
-    <w:lsdException w:name="Colorful Shading Accent 3" w:uiPriority="71"/>
-    <w:lsdException w:name="Colorful List Accent 3" w:uiPriority="72"/>
-    <w:lsdException w:name="Colorful Grid Accent 3" w:uiPriority="73"/>
-    <w:lsdException w:name="Light Shading Accent 4" w:uiPriority="60"/>
-    <w:lsdException w:name="Light List Accent 4" w:uiPriority="61"/>
-    <w:lsdException w:name="Light Grid Accent 4" w:uiPriority="62"/>
-    <w:lsdException w:name="Medium Shading 1 Accent 4" w:uiPriority="63"/>
-    <w:lsdException w:name="Medium Shading 2 Accent 4" w:uiPriority="64"/>
-    <w:lsdException w:name="Medium List 1 Accent 4" w:uiPriority="65"/>
-    <w:lsdException w:name="Medium List 2 Accent 4" w:uiPriority="66"/>
-    <w:lsdException w:name="Medium Grid 1 Accent 4" w:uiPriority="67"/>
-    <w:lsdException w:name="Medium Grid 2 Accent 4" w:uiPriority="68"/>
-    <w:lsdException w:name="Medium Grid 3 Accent 4" w:uiPriority="69"/>
-    <w:lsdException w:name="Dark List Accent 4" w:uiPriority="70"/>
-    <w:lsdException w:name="Colorful Shading Accent 4" w:uiPriority="71"/>
-    <w:lsdException w:name="Colorful List Accent 4" w:uiPriority="72"/>
-    <w:lsdException w:name="Colorful Grid Accent 4" w:uiPriority="73"/>
-    <w:lsdException w:name="Light Shading Accent 5" w:uiPriority="60"/>
-    <w:lsdException w:name="Light List Accent 5" w:uiPriority="61"/>
-    <w:lsdException w:name="Light Grid Accent 5" w:uiPriority="62"/>
-    <w:lsdException w:name="Medium Shading 1 Accent 5" w:uiPriority="63"/>
-    <w:lsdException w:name="Medium Shading 2 Accent 5" w:uiPriority="64"/>
-    <w:lsdException w:name="Medium List 1 Accent 5" w:uiPriority="65"/>
-    <w:lsdException w:name="Medium List 2 Accent 5" w:uiPriority="66"/>
-    <w:lsdException w:name="Medium Grid 1 Accent 5" w:uiPriority="67"/>
-    <w:lsdException w:name="Medium Grid 2 Accent 5" w:uiPriority="68"/>
-    <w:lsdException w:name="Medium Grid 3 Accent 5" w:uiPriority="69"/>
-    <w:lsdException w:name="Dark List Accent 5" w:uiPriority="70"/>
-    <w:lsdException w:name="Colorful Shading Accent 5" w:uiPriority="71"/>
-    <w:lsdException w:name="Colorful List Accent 5" w:uiPriority="72"/>
-    <w:lsdException w:name="Colorful Grid Accent 5" w:uiPriority="73"/>
-    <w:lsdException w:name="Light Shading Accent 6" w:uiPriority="60"/>
-    <w:lsdException w:name="Light List Accent 6" w:uiPriority="61"/>
-    <w:lsdException w:name="Light Grid Accent 6" w:uiPriority="62"/>
-    <w:lsdException w:name="Medium Shading 1 Accent 6" w:uiPriority="63"/>
-    <w:lsdException w:name="Medium Shading 2 Accent 6" w:uiPriority="64"/>
-    <w:lsdException w:name="Medium List 1 Accent 6" w:uiPriority="65"/>
-    <w:lsdException w:name="Medium List 2 Accent 6" w:uiPriority="66"/>
-    <w:lsdException w:name="Medium Grid 1 Accent 6" w:uiPriority="67"/>
-    <w:lsdException w:name="Medium Grid 2 Accent 6" w:uiPriority="68"/>
-    <w:lsdException w:name="Medium Grid 3 Accent 6" w:uiPriority="69"/>
-    <w:lsdException w:name="Dark List Accent 6" w:uiPriority="70"/>
-    <w:lsdException w:name="Colorful Shading Accent 6" w:uiPriority="71"/>
-    <w:lsdException w:name="Colorful List Accent 6" w:uiPriority="72"/>
-    <w:lsdException w:name="Colorful Grid Accent 6" w:uiPriority="73"/>
-    <w:lsdException w:name="Subtle Emphasis" w:uiPriority="19" w:qFormat="1"/>
-    <w:lsdException w:name="Intense Emphasis" w:uiPriority="21" w:qFormat="1"/>
-    <w:lsdException w:name="Subtle Reference" w:uiPriority="31" w:qFormat="1"/>
-    <w:lsdException w:name="Intense Reference" w:uiPriority="32" w:qFormat="1"/>
-    <w:lsdException w:name="Book Title" w:uiPriority="33" w:qFormat="1"/>
-    <w:lsdException w:name="Bibliography" w:semiHidden="1" w:uiPriority="37" w:unhideWhenUsed="1"/>
-    <w:lsdException w:name="TOC Heading" w:semiHidden="1" w:uiPriority="39" w:unhideWhenUsed="1" w:qFormat="1"/>
-    <w:lsdException w:name="Plain Table 1" w:uiPriority="41"/>
-    <w:lsdException w:name="Plain Table 2" w:uiPriority="42"/>
-    <w:lsdException w:name="Plain Table 3" w:uiPriority="43"/>
-    <w:lsdException w:name="Plain Table 4" w:uiPriority="44"/>
-    <w:lsdException w:name="Plain Table 5" w:uiPriority="45"/>
-    <w:lsdException w:name="Grid Table Light" w:uiPriority="40"/>
-    <w:lsdException w:name="Grid Table 1 Light" w:uiPriority="46"/>
-    <w:lsdException w:name="Grid Table 2" w:uiPriority="47"/>
-    <w:lsdException w:name="Grid Table 3" w:uiPriority="48"/>
-    <w:lsdException w:name="Grid Table 4" w:uiPriority="49"/>
-    <w:lsdException w:name="Grid Table 5 Dark" w:uiPriority="50"/>
-    <w:lsdException w:name="Grid Table 6 Colorful" w:uiPriority="51"/>
-    <w:lsdException w:name="Grid Table 7 Colorful" w:uiPriority="52"/>
-    <w:lsdException w:name="Grid Table 1 Light Accent 1" w:uiPriority="46"/>
-    <w:lsdException w:name="Grid Table 2 Accent 1" w:uiPriority="47"/>
-    <w:lsdException w:name="Grid Table 3 Accent 1" w:uiPriority="48"/>
-    <w:lsdException w:name="Grid Table 4 Accent 1" w:uiPriority="49"/>
-    <w:lsdException w:name="Grid Table 5 Dark Accent 1" w:uiPriority="50"/>
-    <w:lsdException w:name="Grid Table 6 Colorful Accent 1" w:uiPriority="51"/>
-    <w:lsdException w:name="Grid Table 7 Colorful Accent 1" w:uiPriority="52"/>
-    <w:lsdException w:name="Grid Table 1 Light Accent 2" w:uiPriority="46"/>
-    <w:lsdException w:name="Grid Table 2 Accent 2" w:uiPriority="47"/>
-    <w:lsdException w:name="Grid Table 3 Accent 2" w:uiPriority="48"/>
-    <w:lsdException w:name="Grid Table 4 Accent 2" w:uiPriority="49"/>
-    <w:lsdException w:name="Grid Table 5 Dark Accent 2" w:uiPriority="50"/>
-    <w:lsdException w:name="Grid Table 6 Colorful Accent 2" w:uiPriority="51"/>
-    <w:lsdException w:name="Grid Table 7 Colorful Accent 2" w:uiPriority="52"/>
-    <w:lsdException w:name="Grid Table 1 Light Accent 3" w:uiPriority="46"/>
-    <w:lsdException w:name="Grid Table 2 Accent 3" w:uiPriority="47"/>
-    <w:lsdException w:name="Grid Table 3 Accent 3" w:uiPriority="48"/>
-    <w:lsdException w:name="Grid Table 4 Accent 3" w:uiPriority="49"/>
-    <w:lsdException w:name="Grid Table 5 Dark Accent 3" w:uiPriority="50"/>
-    <w:lsdException w:name="Grid Table 6 Colorful Accent 3" w:uiPriority="51"/>
-    <w:lsdException w:name="Grid Table 7 Colorful Accent 3" w:uiPriority="52"/>
-    <w:lsdException w:name="Grid Table 1 Light Accent 4" w:uiPriority="46"/>
-    <w:lsdException w:name="Grid Table 2 Accent 4" w:uiPriority="47"/>
-    <w:lsdException w:name="Grid Table 3 Accent 4" w:uiPriority="48"/>
-    <w:lsdException w:name="Grid Table 4 Accent 4" w:uiPriority="49"/>
-    <w:lsdException w:name="Grid Table 5 Dark Accent 4" w:uiPriority="50"/>
-    <w:lsdException w:name="Grid Table 6 Colorful Accent 4" w:uiPriority="51"/>
-    <w:lsdException w:name="Grid Table 7 Colorful Accent 4" w:uiPriority="52"/>
-    <w:lsdException w:name="Grid Table 1 Light Accent 5" w:uiPriority="46"/>
-    <w:lsdException w:name="Grid Table 2 Accent 5" w:uiPriority="47"/>
-    <w:lsdException w:name="Grid Table 3 Accent 5" w:uiPriority="48"/>
-    <w:lsdException w:name="Grid Table 4 Accent 5" w:uiPriority="49"/>
-    <w:lsdException w:name="Grid Table 5 Dark Accent 5" w:uiPriority="50"/>
-    <w:lsdException w:name="Grid Table 6 Colorful Accent 5" w:uiPriority="51"/>
-    <w:lsdException w:name="Grid Table 7 Colorful Accent 5" w:uiPriority="52"/>
-    <w:lsdException w:name="Grid Table 1 Light Accent 6" w:uiPriority="46"/>
-    <w:lsdException w:name="Grid Table 2 Accent 6" w:uiPriority="47"/>
-    <w:lsdException w:name="Grid Table 3 Accent 6" w:uiPriority="48"/>
-    <w:lsdException w:name="Grid Table 4 Accent 6" w:uiPriority="49"/>
-    <w:lsdException w:name="Grid Table 5 Dark Accent 6" w:uiPriority="50"/>
-    <w:lsdException w:name="Grid Table 6 Colorful Accent 6" w:uiPriority="51"/>
-    <w:lsdException w:name="Grid Table 7 Colorful Accent 6" w:uiPriority="52"/>
-    <w:lsdException w:name="List Table 1 Light" w:uiPriority="46"/>
-    <w:lsdException w:name="List Table 2" w:uiPriority="47"/>
-    <w:lsdException w:name="List Table 3" w:uiPriority="48"/>
-    <w:lsdException w:name="List Table 4" w:uiPriority="49"/>
-    <w:lsdException w:name="List Table 5 Dark" w:uiPriority="50"/>
-    <w:lsdException w:name="List Table 6 Colorful" w:uiPriority="51"/>
-    <w:lsdException w:name="List Table 7 Colorful" w:uiPriority="52"/>
-    <w:lsdException w:name="List Table 1 Light Accent 1" w:uiPriority="46"/>
-    <w:lsdException w:name="List Table 2 Accent 1" w:uiPriority="47"/>
-    <w:lsdException w:name="List Table 3 Accent 1" w:uiPriority="48"/>
-    <w:lsdException w:name="List Table 4 Accent 1" w:uiPriority="49"/>
-    <w:lsdException w:name="List Table 5 Dark Accent 1" w:uiPriority="50"/>
-    <w:lsdException w:name="List Table 6 Colorful Accent 1" w:uiPriority="51"/>
-    <w:lsdException w:name="List Table 7 Colorful Accent 1" w:uiPriority="52"/>
-    <w:lsdException w:name="List Table 1 Light Accent 2" w:uiPriority="46"/>
-    <w:lsdException w:name="List Table 2 Accent 2" w:uiPriority="47"/>
-    <w:lsdException w:name="List Table 3 Accent 2" w:uiPriority="48"/>
-    <w:lsdException w:name="List Table 4 Accent 2" w:uiPriority="49"/>
-    <w:lsdException w:name="List Table 5 Dark Accent 2" w:uiPriority="50"/>
-    <w:lsdException w:name="List Table 6 Colorful Accent 2" w:uiPriority="51"/>
-    <w:lsdException w:name="List Table 7 Colorful Accent 2" w:uiPriority="52"/>
-    <w:lsdException w:name="List Table 1 Light Accent 3" w:uiPriority="46"/>
-    <w:lsdException w:name="List Table 2 Accent 3" w:uiPriority="47"/>
-    <w:lsdException w:name="List Table 3 Accent 3" w:uiPriority="48"/>
-    <w:lsdException w:name="List Table 4 Accent 3" w:uiPriority="49"/>
-    <w:lsdException w:name="List Table 5 Dark Accent 3" w:uiPriority="50"/>
-    <w:lsdException w:name="List Table 6 Colorful Accent 3" w:uiPriority="51"/>
-    <w:lsdException w:name="List Table 7 Colorful Accent 3" w:uiPriority="52"/>
-    <w:lsdException w:name="List Table 1 Light Accent 4" w:uiPriority="46"/>
-    <w:lsdException w:name="List Table 2 Accent 4" w:uiPriority="47"/>
-    <w:lsdException w:name="List Table 3 Accent 4" w:uiPriority="48"/>
-    <w:lsdException w:name="List Table 4 Accent 4" w:uiPriority="49"/>
-    <w:lsdException w:name="List Table 5 Dark Accent 4" w:uiPriority="50"/>
-    <w:lsdException w:name="List Table 6 Colorful Accent 4" w:uiPriority="51"/>
-    <w:lsdException w:name="List Table 7 Colorful Accent 4" w:uiPriority="52"/>
-    <w:lsdException w:name="List Table 1 Light Accent 5" w:uiPriority="46"/>
-    <w:lsdException w:name="List Table 2 Accent 5" w:uiPriority="47"/>
-    <w:lsdException w:name="List Table 3 Accent 5" w:uiPriority="48"/>
-    <w:lsdException w:name="List Table 4 Accent 5" w:uiPriority="49"/>
-    <w:lsdException w:name="List Table 5 Dark Accent 5" w:uiPriority="50"/>
-    <w:lsdException w:name="List Table 6 Colorful Accent 5" w:uiPriority="51"/>
-    <w:lsdException w:name="List Table 7 Colorful Accent 5" w:uiPriority="52"/>
-    <w:lsdException w:name="List Table 1 Light Accent 6" w:uiPriority="46"/>
-    <w:lsdException w:name="List Table 2 Accent 6" w:uiPriority="47"/>
-    <w:lsdException w:name="List Table 3 Accent 6" w:uiPriority="48"/>
-    <w:lsdException w:name="List Table 4 Accent 6" w:uiPriority="49"/>
-    <w:lsdException w:name="List Table 5 Dark Accent 6" w:uiPriority="50"/>
-    <w:lsdException w:name="List Table 6 Colorful Accent 6" w:uiPriority="51"/>
-    <w:lsdException w:name="List Table 7 Colorful Accent 6" w:uiPriority="52"/>
+  <w:latentStyles w:defLockedState="0" w:defUIPriority="99" w:defSemiHidden="1" w:defUnhideWhenUsed="1" w:defQFormat="0" w:count="267">
+    <w:lsdException w:name="Normal" w:semiHidden="0" w:uiPriority="0" w:unhideWhenUsed="0" w:qFormat="1"/>
+    <w:lsdException w:name="heading 1" w:semiHidden="0" w:uiPriority="9" w:unhideWhenUsed="0" w:qFormat="1"/>
+    <w:lsdException w:name="heading 2" w:uiPriority="9" w:qFormat="1"/>
+    <w:lsdException w:name="heading 3" w:uiPriority="9" w:qFormat="1"/>
+    <w:lsdException w:name="heading 4" w:uiPriority="9" w:qFormat="1"/>
+    <w:lsdException w:name="heading 5" w:uiPriority="9" w:qFormat="1"/>
+    <w:lsdException w:name="heading 6" w:uiPriority="9" w:qFormat="1"/>
+    <w:lsdException w:name="heading 7" w:uiPriority="9" w:qFormat="1"/>
+    <w:lsdException w:name="heading 8" w:uiPriority="9" w:qFormat="1"/>
+    <w:lsdException w:name="heading 9" w:uiPriority="9" w:qFormat="1"/>
+    <w:lsdException w:name="toc 1" w:uiPriority="39"/>
+    <w:lsdException w:name="toc 2" w:uiPriority="39"/>
+    <w:lsdException w:name="toc 3" w:uiPriority="39"/>
+    <w:lsdException w:name="toc 4" w:uiPriority="39"/>
+    <w:lsdException w:name="toc 5" w:uiPriority="39"/>
+    <w:lsdException w:name="toc 6" w:uiPriority="39"/>
+    <w:lsdException w:name="toc 7" w:uiPriority="39"/>
+    <w:lsdException w:name="toc 8" w:uiPriority="39"/>
+    <w:lsdException w:name="toc 9" w:uiPriority="39"/>
+    <w:lsdException w:name="caption" w:uiPriority="35" w:qFormat="1"/>
+    <w:lsdException w:name="Title" w:semiHidden="0" w:uiPriority="10" w:unhideWhenUsed="0" w:qFormat="1"/>
+    <w:lsdException w:name="Default Paragraph Font" w:uiPriority="1"/>
+    <w:lsdException w:name="Subtitle" w:semiHidden="0" w:uiPriority="11" w:unhideWhenUsed="0" w:qFormat="1"/>
+    <w:lsdException w:name="Strong" w:semiHidden="0" w:uiPriority="22" w:unhideWhenUsed="0" w:qFormat="1"/>
+    <w:lsdException w:name="Emphasis" w:semiHidden="0" w:uiPriority="20" w:unhideWhenUsed="0" w:qFormat="1"/>
+    <w:lsdException w:name="Table Grid" w:semiHidden="0" w:uiPriority="39" w:unhideWhenUsed="0"/>
+    <w:lsdException w:name="Placeholder Text" w:unhideWhenUsed="0"/>
+    <w:lsdException w:name="No Spacing" w:semiHidden="0" w:uiPriority="1" w:unhideWhenUsed="0" w:qFormat="1"/>
+    <w:lsdException w:name="Light Shading" w:semiHidden="0" w:uiPriority="60" w:unhideWhenUsed="0"/>
+    <w:lsdException w:name="Light List" w:semiHidden="0" w:uiPriority="61" w:unhideWhenUsed="0"/>
+    <w:lsdException w:name="Light Grid" w:semiHidden="0" w:uiPriority="62" w:unhideWhenUsed="0"/>
+    <w:lsdException w:name="Medium Shading 1" w:semiHidden="0" w:uiPriority="63" w:unhideWhenUsed="0"/>
+    <w:lsdException w:name="Medium Shading 2" w:semiHidden="0" w:uiPriority="64" w:unhideWhenUsed="0"/>
+    <w:lsdException w:name="Medium List 1" w:semiHidden="0" w:uiPriority="65" w:unhideWhenUsed="0"/>
+    <w:lsdException w:name="Medium List 2" w:semiHidden="0" w:uiPriority="66" w:unhideWhenUsed="0"/>
+    <w:lsdException w:name="Medium Grid 1" w:semiHidden="0" w:uiPriority="67" w:unhideWhenUsed="0"/>
+    <w:lsdException w:name="Medium Grid 2" w:semiHidden="0" w:uiPriority="68" w:unhideWhenUsed="0"/>
+    <w:lsdException w:name="Medium Grid 3" w:semiHidden="0" w:uiPriority="69" w:unhideWhenUsed="0"/>
+    <w:lsdException w:name="Dark List" w:semiHidden="0" w:uiPriority="70" w:unhideWhenUsed="0"/>
+    <w:lsdException w:name="Colorful Shading" w:semiHidden="0" w:uiPriority="71" w:unhideWhenUsed="0"/>
+    <w:lsdException w:name="Colorful List" w:semiHidden="0" w:uiPriority="72" w:unhideWhenUsed="0"/>
+    <w:lsdException w:name="Colorful Grid" w:semiHidden="0" w:uiPriority="73" w:unhideWhenUsed="0"/>
+    <w:lsdException w:name="Light Shading Accent 1" w:semiHidden="0" w:uiPriority="60" w:unhideWhenUsed="0"/>
+    <w:lsdException w:name="Light List Accent 1" w:semiHidden="0" w:uiPriority="61" w:unhideWhenUsed="0"/>
+    <w:lsdException w:name="Light Grid Accent 1" w:semiHidden="0" w:uiPriority="62" w:unhideWhenUsed="0"/>
+    <w:lsdException w:name="Medium Shading 1 Accent 1" w:semiHidden="0" w:uiPriority="63" w:unhideWhenUsed="0"/>
+    <w:lsdException w:name="Medium Shading 2 Accent 1" w:semiHidden="0" w:uiPriority="64" w:unhideWhenUsed="0"/>
+    <w:lsdException w:name="Medium List 1 Accent 1" w:semiHidden="0" w:uiPriority="65" w:unhideWhenUsed="0"/>
+    <w:lsdException w:name="Revision" w:unhideWhenUsed="0"/>
+    <w:lsdException w:name="List Paragraph" w:semiHidden="0" w:uiPriority="34" w:unhideWhenUsed="0" w:qFormat="1"/>
+    <w:lsdException w:name="Quote" w:semiHidden="0" w:uiPriority="29" w:unhideWhenUsed="0" w:qFormat="1"/>
+    <w:lsdException w:name="Intense Quote" w:semiHidden="0" w:uiPriority="30" w:unhideWhenUsed="0" w:qFormat="1"/>
+    <w:lsdException w:name="Medium List 2 Accent 1" w:semiHidden="0" w:uiPriority="66" w:unhideWhenUsed="0"/>
+    <w:lsdException w:name="Medium Grid 1 Accent 1" w:semiHidden="0" w:uiPriority="67" w:unhideWhenUsed="0"/>
+    <w:lsdException w:name="Medium Grid 2 Accent 1" w:semiHidden="0" w:uiPriority="68" w:unhideWhenUsed="0"/>
+    <w:lsdException w:name="Medium Grid 3 Accent 1" w:semiHidden="0" w:uiPriority="69" w:unhideWhenUsed="0"/>
+    <w:lsdException w:name="Dark List Accent 1" w:semiHidden="0" w:uiPriority="70" w:unhideWhenUsed="0"/>
+    <w:lsdException w:name="Colorful Shading Accent 1" w:semiHidden="0" w:uiPriority="71" w:unhideWhenUsed="0"/>
+    <w:lsdException w:name="Colorful List Accent 1" w:semiHidden="0" w:uiPriority="72" w:unhideWhenUsed="0"/>
+    <w:lsdException w:name="Colorful Grid Accent 1" w:semiHidden="0" w:uiPriority="73" w:unhideWhenUsed="0"/>
+    <w:lsdException w:name="Light Shading Accent 2" w:semiHidden="0" w:uiPriority="60" w:unhideWhenUsed="0"/>
+    <w:lsdException w:name="Light List Accent 2" w:semiHidden="0" w:uiPriority="61" w:unhideWhenUsed="0"/>
+    <w:lsdException w:name="Light Grid Accent 2" w:semiHidden="0" w:uiPriority="62" w:unhideWhenUsed="0"/>
+    <w:lsdException w:name="Medium Shading 1 Accent 2" w:semiHidden="0" w:uiPriority="63" w:unhideWhenUsed="0"/>
+    <w:lsdException w:name="Medium Shading 2 Accent 2" w:semiHidden="0" w:uiPriority="64" w:unhideWhenUsed="0"/>
+    <w:lsdException w:name="Medium List 1 Accent 2" w:semiHidden="0" w:uiPriority="65" w:unhideWhenUsed="0"/>
+    <w:lsdException w:name="Medium List 2 Accent 2" w:semiHidden="0" w:uiPriority="66" w:unhideWhenUsed="0"/>
+    <w:lsdException w:name="Medium Grid 1 Accent 2" w:semiHidden="0" w:uiPriority="67" w:unhideWhenUsed="0"/>
+    <w:lsdException w:name="Medium Grid 2 Accent 2" w:semiHidden="0" w:uiPriority="68" w:unhideWhenUsed="0"/>
+    <w:lsdException w:name="Medium Grid 3 Accent 2" w:semiHidden="0" w:uiPriority="69" w:unhideWhenUsed="0"/>
+    <w:lsdException w:name="Dark List Accent 2" w:semiHidden="0" w:uiPriority="70" w:unhideWhenUsed="0"/>
+    <w:lsdException w:name="Colorful Shading Accent 2" w:semiHidden="0" w:uiPriority="71" w:unhideWhenUsed="0"/>
+    <w:lsdException w:name="Colorful List Accent 2" w:semiHidden="0" w:uiPriority="72" w:unhideWhenUsed="0"/>
+    <w:lsdException w:name="Colorful Grid Accent 2" w:semiHidden="0" w:uiPriority="73" w:unhideWhenUsed="0"/>
+    <w:lsdException w:name="Light Shading Accent 3" w:semiHidden="0" w:uiPriority="60" w:unhideWhenUsed="0"/>
+    <w:lsdException w:name="Light List Accent 3" w:semiHidden="0" w:uiPriority="61" w:unhideWhenUsed="0"/>
+    <w:lsdException w:name="Light Grid Accent 3" w:semiHidden="0" w:uiPriority="62" w:unhideWhenUsed="0"/>
+    <w:lsdException w:name="Medium Shading 1 Accent 3" w:semiHidden="0" w:uiPriority="63" w:unhideWhenUsed="0"/>
+    <w:lsdException w:name="Medium Shading 2 Accent 3" w:semiHidden="0" w:uiPriority="64" w:unhideWhenUsed="0"/>
+    <w:lsdException w:name="Medium List 1 Accent 3" w:semiHidden="0" w:uiPriority="65" w:unhideWhenUsed="0"/>
+    <w:lsdException w:name="Medium List 2 Accent 3" w:semiHidden="0" w:uiPriority="66" w:unhideWhenUsed="0"/>
+    <w:lsdException w:name="Medium Grid 1 Accent 3" w:semiHidden="0" w:uiPriority="67" w:unhideWhenUsed="0"/>
+    <w:lsdException w:name="Medium Grid 2 Accent 3" w:semiHidden="0" w:uiPriority="68" w:unhideWhenUsed="0"/>
+    <w:lsdException w:name="Medium Grid 3 Accent 3" w:semiHidden="0" w:uiPriority="69" w:unhideWhenUsed="0"/>
+    <w:lsdException w:name="Dark List Accent 3" w:semiHidden="0" w:uiPriority="70" w:unhideWhenUsed="0"/>
+    <w:lsdException w:name="Colorful Shading Accent 3" w:semiHidden="0" w:uiPriority="71" w:unhideWhenUsed="0"/>
+    <w:lsdException w:name="Colorful List Accent 3" w:semiHidden="0" w:uiPriority="72" w:unhideWhenUsed="0"/>
+    <w:lsdException w:name="Colorful Grid Accent 3" w:semiHidden="0" w:uiPriority="73" w:unhideWhenUsed="0"/>
+    <w:lsdException w:name="Light Shading Accent 4" w:semiHidden="0" w:uiPriority="60" w:unhideWhenUsed="0"/>
+    <w:lsdException w:name="Light List Accent 4" w:semiHidden="0" w:uiPriority="61" w:unhideWhenUsed="0"/>
+    <w:lsdException w:name="Light Grid Accent 4" w:semiHidden="0" w:uiPriority="62" w:unhideWhenUsed="0"/>
+    <w:lsdException w:name="Medium Shading 1 Accent 4" w:semiHidden="0" w:uiPriority="63" w:unhideWhenUsed="0"/>
+    <w:lsdException w:name="Medium Shading 2 Accent 4" w:semiHidden="0" w:uiPriority="64" w:unhideWhenUsed="0"/>
+    <w:lsdException w:name="Medium List 1 Accent 4" w:semiHidden="0" w:uiPriority="65" w:unhideWhenUsed="0"/>
+    <w:lsdException w:name="Medium List 2 Accent 4" w:semiHidden="0" w:uiPriority="66" w:unhideWhenUsed="0"/>
+    <w:lsdException w:name="Medium Grid 1 Accent 4" w:semiHidden="0" w:uiPriority="67" w:unhideWhenUsed="0"/>
+    <w:lsdException w:name="Medium Grid 2 Accent 4" w:semiHidden="0" w:uiPriority="68" w:unhideWhenUsed="0"/>
+    <w:lsdException w:name="Medium Grid 3 Accent 4" w:semiHidden="0" w:uiPriority="69" w:unhideWhenUsed="0"/>
+    <w:lsdException w:name="Dark List Accent 4" w:semiHidden="0" w:uiPriority="70" w:unhideWhenUsed="0"/>
+    <w:lsdException w:name="Colorful Shading Accent 4" w:semiHidden="0" w:uiPriority="71" w:unhideWhenUsed="0"/>
+    <w:lsdException w:name="Colorful List Accent 4" w:semiHidden="0" w:uiPriority="72" w:unhideWhenUsed="0"/>
+    <w:lsdException w:name="Colorful Grid Accent 4" w:semiHidden="0" w:uiPriority="73" w:unhideWhenUsed="0"/>
+    <w:lsdException w:name="Light Shading Accent 5" w:semiHidden="0" w:uiPriority="60" w:unhideWhenUsed="0"/>
+    <w:lsdException w:name="Light List Accent 5" w:semiHidden="0" w:uiPriority="61" w:unhideWhenUsed="0"/>
+    <w:lsdException w:name="Light Grid Accent 5" w:semiHidden="0" w:uiPriority="62" w:unhideWhenUsed="0"/>
+    <w:lsdException w:name="Medium Shading 1 Accent 5" w:semiHidden="0" w:uiPriority="63" w:unhideWhenUsed="0"/>
+    <w:lsdException w:name="Medium Shading 2 Accent 5" w:semiHidden="0" w:uiPriority="64" w:unhideWhenUsed="0"/>
+    <w:lsdException w:name="Medium List 1 Accent 5" w:semiHidden="0" w:uiPriority="65" w:unhideWhenUsed="0"/>
+    <w:lsdException w:name="Medium List 2 Accent 5" w:semiHidden="0" w:uiPriority="66" w:unhideWhenUsed="0"/>
+    <w:lsdException w:name="Medium Grid 1 Accent 5" w:semiHidden="0" w:uiPriority="67" w:unhideWhenUsed="0"/>
+    <w:lsdException w:name="Medium Grid 2 Accent 5" w:semiHidden="0" w:uiPriority="68" w:unhideWhenUsed="0"/>
+    <w:lsdException w:name="Medium Grid 3 Accent 5" w:semiHidden="0" w:uiPriority="69" w:unhideWhenUsed="0"/>
+    <w:lsdException w:name="Dark List Accent 5" w:semiHidden="0" w:uiPriority="70" w:unhideWhenUsed="0"/>
+    <w:lsdException w:name="Colorful Shading Accent 5" w:semiHidden="0" w:uiPriority="71" w:unhideWhenUsed="0"/>
+    <w:lsdException w:name="Colorful List Accent 5" w:semiHidden="0" w:uiPriority="72" w:unhideWhenUsed="0"/>
+    <w:lsdException w:name="Colorful Grid Accent 5" w:semiHidden="0" w:uiPriority="73" w:unhideWhenUsed="0"/>
+    <w:lsdException w:name="Light Shading Accent 6" w:semiHidden="0" w:uiPriority="60" w:unhideWhenUsed="0"/>
+    <w:lsdException w:name="Light List Accent 6" w:semiHidden="0" w:uiPriority="61" w:unhideWhenUsed="0"/>
+    <w:lsdException w:name="Light Grid Accent 6" w:semiHidden="0" w:uiPriority="62" w:unhideWhenUsed="0"/>
+    <w:lsdException w:name="Medium Shading 1 Accent 6" w:semiHidden="0" w:uiPriority="63" w:unhideWhenUsed="0"/>
+    <w:lsdException w:name="Medium Shading 2 Accent 6" w:semiHidden="0" w:uiPriority="64" w:unhideWhenUsed="0"/>
+    <w:lsdException w:name="Medium List 1 Accent 6" w:semiHidden="0" w:uiPriority="65" w:unhideWhenUsed="0"/>
+    <w:lsdException w:name="Medium List 2 Accent 6" w:semiHidden="0" w:uiPriority="66" w:unhideWhenUsed="0"/>
+    <w:lsdException w:name="Medium Grid 1 Accent 6" w:semiHidden="0" w:uiPriority="67" w:unhideWhenUsed="0"/>
+    <w:lsdException w:name="Medium Grid 2 Accent 6" w:semiHidden="0" w:uiPriority="68" w:unhideWhenUsed="0"/>
+    <w:lsdException w:name="Medium Grid 3 Accent 6" w:semiHidden="0" w:uiPriority="69" w:unhideWhenUsed="0"/>
+    <w:lsdException w:name="Dark List Accent 6" w:semiHidden="0" w:uiPriority="70" w:unhideWhenUsed="0"/>
+    <w:lsdException w:name="Colorful Shading Accent 6" w:semiHidden="0" w:uiPriority="71" w:unhideWhenUsed="0"/>
+    <w:lsdException w:name="Colorful List Accent 6" w:semiHidden="0" w:uiPriority="72" w:unhideWhenUsed="0"/>
+    <w:lsdException w:name="Colorful Grid Accent 6" w:semiHidden="0" w:uiPriority="73" w:unhideWhenUsed="0"/>
+    <w:lsdException w:name="Subtle Emphasis" w:semiHidden="0" w:uiPriority="19" w:unhideWhenUsed="0" w:qFormat="1"/>
+    <w:lsdException w:name="Intense Emphasis" w:semiHidden="0" w:uiPriority="21" w:unhideWhenUsed="0" w:qFormat="1"/>
+    <w:lsdException w:name="Subtle Reference" w:semiHidden="0" w:uiPriority="31" w:unhideWhenUsed="0" w:qFormat="1"/>
+    <w:lsdException w:name="Intense Reference" w:semiHidden="0" w:uiPriority="32" w:unhideWhenUsed="0" w:qFormat="1"/>
+    <w:lsdException w:name="Book Title" w:semiHidden="0" w:uiPriority="33" w:unhideWhenUsed="0" w:qFormat="1"/>
+    <w:lsdException w:name="Bibliography" w:uiPriority="37"/>
+    <w:lsdException w:name="TOC Heading" w:uiPriority="39" w:qFormat="1"/>
+  </w:latentStyles>
+  <w:style w:type="paragraph" w:default="1" w:styleId="Normal">
+    <w:name w:val="Normal"/>
+    <w:qFormat/>
+  </w:style>
+  <w:style w:type="paragraph" w:styleId="Heading1">
+    <w:name w:val="heading 1"/>
+    <w:basedOn w:val="Normal"/>
+    <w:link w:val="Heading1Char"/>
+    <w:uiPriority w:val="9"/>
+    <w:qFormat/>
+    <w:rsid w:val="00670789"/>
+    <w:pPr>
+      <w:spacing w:before="100" w:beforeAutospacing="1" w:after="100" w:afterAutospacing="1" w:line="240" w:lineRule="auto"/>
+      <w:outlineLvl w:val="0"/>
+    </w:pPr>
+    <w:rPr>
+      <w:rFonts w:ascii="Times New Roman" w:eastAsia="Times New Roman" w:hAnsi="Times New Roman" w:cs="Times New Roman"/>
+      <w:b/>
+      <w:bCs/>
+      <w:kern w:val="36"/>
+      <w:sz w:val="48"/>
+      <w:szCs w:val="48"/>
+    </w:rPr>
+  </w:style>
+  <w:style w:type="paragraph" w:styleId="Heading2">
+    <w:name w:val="heading 2"/>
+    <w:basedOn w:val="Normal"/>
+    <w:link w:val="Heading2Char"/>
+    <w:uiPriority w:val="9"/>
+    <w:qFormat/>
+    <w:rsid w:val="00670789"/>
+    <w:pPr>
+      <w:spacing w:before="100" w:beforeAutospacing="1" w:after="100" w:afterAutospacing="1" w:line="240" w:lineRule="auto"/>
+      <w:outlineLvl w:val="1"/>
+    </w:pPr>
+    <w:rPr>
+      <w:rFonts w:ascii="Times New Roman" w:eastAsia="Times New Roman" w:hAnsi="Times New Roman" w:cs="Times New Roman"/>
+      <w:b/>
+      <w:bCs/>
+      <w:sz w:val="36"/>
+      <w:szCs w:val="36"/>
+    </w:rPr>
+  </w:style>
+  <w:style w:type="paragraph" w:styleId="Heading3">
+    <w:name w:val="heading 3"/>
+    <w:basedOn w:val="Normal"/>
+    <w:link w:val="Heading3Char"/>
+    <w:uiPriority w:val="9"/>
+    <w:qFormat/>
+    <w:rsid w:val="00670789"/>
+    <w:pPr>
+      <w:spacing w:before="100" w:beforeAutospacing="1" w:after="100" w:afterAutospacing="1" w:line="240" w:lineRule="auto"/>
+      <w:outlineLvl w:val="2"/>
+    </w:pPr>
+    <w:rPr>
+      <w:rFonts w:ascii="Times New Roman" w:eastAsia="Times New Roman" w:hAnsi="Times New Roman" w:cs="Times New Roman"/>
+      <w:b/>
+      <w:bCs/>
+      <w:sz w:val="27"/>
+      <w:szCs w:val="27"/>
+    </w:rPr>
+  </w:style>
+  <w:style w:type="character" w:default="1" w:styleId="DefaultParagraphFont">
+    <w:name w:val="Default Paragraph Font"/>
+    <w:uiPriority w:val="1"/>
+    <w:semiHidden/>
+    <w:unhideWhenUsed/>
+  </w:style>
+  <w:style w:type="table" w:default="1" w:styleId="TableNormal">
+    <w:name w:val="Normal Table"/>
+    <w:uiPriority w:val="99"/>
+    <w:semiHidden/>
+    <w:unhideWhenUsed/>
+    <w:tblPr>
+      <w:tblInd w:w="0" w:type="dxa"/>
+      <w:tblCellMar>
+        <w:top w:w="0" w:type="dxa"/>
+        <w:left w:w="108" w:type="dxa"/>
+        <w:bottom w:w="0" w:type="dxa"/>
+        <w:right w:w="108" w:type="dxa"/>
+      </w:tblCellMar>
+    </w:tblPr>
+  </w:style>
+  <w:style w:type="numbering" w:default="1" w:styleId="NoList">
+    <w:name w:val="No List"/>
+    <w:uiPriority w:val="99"/>
+    <w:semiHidden/>
+    <w:unhideWhenUsed/>
+  </w:style>
+  <w:style w:type="character" w:customStyle="1" w:styleId="Heading1Char">
+    <w:name w:val="Heading 1 Char"/>
+    <w:basedOn w:val="DefaultParagraphFont"/>
+    <w:link w:val="Heading1"/>
+    <w:uiPriority w:val="9"/>
+    <w:rsid w:val="00670789"/>
+    <w:rPr>
+      <w:rFonts w:ascii="Times New Roman" w:eastAsia="Times New Roman" w:hAnsi="Times New Roman" w:cs="Times New Roman"/>
+      <w:b/>
+      <w:bCs/>
+      <w:kern w:val="36"/>
+      <w:sz w:val="48"/>
+      <w:szCs w:val="48"/>
+    </w:rPr>
+  </w:style>
+  <w:style w:type="character" w:customStyle="1" w:styleId="Heading2Char">
+    <w:name w:val="Heading 2 Char"/>
+    <w:basedOn w:val="DefaultParagraphFont"/>
+    <w:link w:val="Heading2"/>
+    <w:uiPriority w:val="9"/>
+    <w:rsid w:val="00670789"/>
+    <w:rPr>
+      <w:rFonts w:ascii="Times New Roman" w:eastAsia="Times New Roman" w:hAnsi="Times New Roman" w:cs="Times New Roman"/>
+      <w:b/>
+      <w:bCs/>
+      <w:sz w:val="36"/>
+      <w:szCs w:val="36"/>
+    </w:rPr>
+  </w:style>
+  <w:style w:type="character" w:customStyle="1" w:styleId="Heading3Char">
+    <w:name w:val="Heading 3 Char"/>
+    <w:basedOn w:val="DefaultParagraphFont"/>
+    <w:link w:val="Heading3"/>
+    <w:uiPriority w:val="9"/>
+    <w:rsid w:val="00670789"/>
+    <w:rPr>
+      <w:rFonts w:ascii="Times New Roman" w:eastAsia="Times New Roman" w:hAnsi="Times New Roman" w:cs="Times New Roman"/>
+      <w:b/>
+      <w:bCs/>
+      <w:sz w:val="27"/>
+      <w:szCs w:val="27"/>
+    </w:rPr>
+  </w:style>
+  <w:style w:type="paragraph" w:styleId="NormalWeb">
+    <w:name w:val="Normal (Web)"/>
+    <w:basedOn w:val="Normal"/>
+    <w:uiPriority w:val="99"/>
+    <w:semiHidden/>
+    <w:unhideWhenUsed/>
+    <w:rsid w:val="00670789"/>
+    <w:pPr>
+      <w:spacing w:before="100" w:beforeAutospacing="1" w:after="100" w:afterAutospacing="1" w:line="240" w:lineRule="auto"/>
+    </w:pPr>
+    <w:rPr>
+      <w:rFonts w:ascii="Times New Roman" w:eastAsia="Times New Roman" w:hAnsi="Times New Roman" w:cs="Times New Roman"/>
+      <w:sz w:val="24"/>
+      <w:szCs w:val="24"/>
+    </w:rPr>
+  </w:style>
+  <w:style w:type="character" w:styleId="Strong">
+    <w:name w:val="Strong"/>
+    <w:basedOn w:val="DefaultParagraphFont"/>
+    <w:uiPriority w:val="22"/>
+    <w:qFormat/>
+    <w:rsid w:val="00670789"/>
+    <w:rPr>
+      <w:b/>
+      <w:bCs/>
+    </w:rPr>
+  </w:style>
+</w:styles>
+</file>
+
+<file path=word/stylesWithEffects.xml><?xml version="1.0" encoding="utf-8"?>
+<w:styles xmlns:wpc="http://schemas.microsoft.com/office/word/2010/wordprocessingCanvas" xmlns:mc="http://schemas.openxmlformats.org/markup-compatibility/2006" xmlns:o="urn:schemas-microsoft-com:office:office" xmlns:r="http://schemas.openxmlformats.org/officeDocument/2006/relationships" xmlns:m="http://schemas.openxmlformats.org/officeDocument/2006/math" xmlns:v="urn:schemas-microsoft-com:vml" xmlns:wp14="http://schemas.microsoft.com/office/word/2010/wordprocessingDrawing" xmlns:wp="http://schemas.openxmlformats.org/drawingml/2006/wordprocessingDrawing" xmlns:w10="urn:schemas-microsoft-com:office:word" xmlns:w="http://schemas.openxmlformats.org/wordprocessingml/2006/main" xmlns:w14="http://schemas.microsoft.com/office/word/2010/wordml" xmlns:wpg="http://schemas.microsoft.com/office/word/2010/wordprocessingGroup" xmlns:wpi="http://schemas.microsoft.com/office/word/2010/wordprocessingInk" xmlns:wne="http://schemas.microsoft.com/office/word/2006/wordml" xmlns:wps="http://schemas.microsoft.com/office/word/2010/wordprocessingShape" mc:Ignorable="w14 wp14">
+  <w:docDefaults>
+    <w:rPrDefault>
+      <w:rPr>
+        <w:rFonts w:asciiTheme="minorHAnsi" w:eastAsiaTheme="minorHAnsi" w:hAnsiTheme="minorHAnsi" w:cstheme="minorBidi"/>
+        <w:sz w:val="22"/>
+        <w:szCs w:val="22"/>
+        <w:lang w:val="en-US" w:eastAsia="en-US" w:bidi="ar-SA"/>
+      </w:rPr>
+    </w:rPrDefault>
+    <w:pPrDefault>
+      <w:pPr>
+        <w:spacing w:after="160" w:line="259" w:lineRule="auto"/>
+      </w:pPr>
+    </w:pPrDefault>
+  </w:docDefaults>
+  <w:latentStyles w:defLockedState="0" w:defUIPriority="99" w:defSemiHidden="1" w:defUnhideWhenUsed="1" w:defQFormat="0" w:count="267">
+    <w:lsdException w:name="Normal" w:semiHidden="0" w:uiPriority="0" w:unhideWhenUsed="0" w:qFormat="1"/>
+    <w:lsdException w:name="heading 1" w:semiHidden="0" w:uiPriority="9" w:unhideWhenUsed="0" w:qFormat="1"/>
+    <w:lsdException w:name="heading 2" w:uiPriority="9" w:qFormat="1"/>
+    <w:lsdException w:name="heading 3" w:uiPriority="9" w:qFormat="1"/>
+    <w:lsdException w:name="heading 4" w:uiPriority="9" w:qFormat="1"/>
+    <w:lsdException w:name="heading 5" w:uiPriority="9" w:qFormat="1"/>
+    <w:lsdException w:name="heading 6" w:uiPriority="9" w:qFormat="1"/>
+    <w:lsdException w:name="heading 7" w:uiPriority="9" w:qFormat="1"/>
+    <w:lsdException w:name="heading 8" w:uiPriority="9" w:qFormat="1"/>
+    <w:lsdException w:name="heading 9" w:uiPriority="9" w:qFormat="1"/>
+    <w:lsdException w:name="toc 1" w:uiPriority="39"/>
+    <w:lsdException w:name="toc 2" w:uiPriority="39"/>
+    <w:lsdException w:name="toc 3" w:uiPriority="39"/>
+    <w:lsdException w:name="toc 4" w:uiPriority="39"/>
+    <w:lsdException w:name="toc 5" w:uiPriority="39"/>
+    <w:lsdException w:name="toc 6" w:uiPriority="39"/>
+    <w:lsdException w:name="toc 7" w:uiPriority="39"/>
+    <w:lsdException w:name="toc 8" w:uiPriority="39"/>
+    <w:lsdException w:name="toc 9" w:uiPriority="39"/>
+    <w:lsdException w:name="caption" w:uiPriority="35" w:qFormat="1"/>
+    <w:lsdException w:name="Title" w:semiHidden="0" w:uiPriority="10" w:unhideWhenUsed="0" w:qFormat="1"/>
+    <w:lsdException w:name="Default Paragraph Font" w:uiPriority="1"/>
+    <w:lsdException w:name="Subtitle" w:semiHidden="0" w:uiPriority="11" w:unhideWhenUsed="0" w:qFormat="1"/>
+    <w:lsdException w:name="Strong" w:semiHidden="0" w:uiPriority="22" w:unhideWhenUsed="0" w:qFormat="1"/>
+    <w:lsdException w:name="Emphasis" w:semiHidden="0" w:uiPriority="20" w:unhideWhenUsed="0" w:qFormat="1"/>
+    <w:lsdException w:name="Table Grid" w:semiHidden="0" w:uiPriority="39" w:unhideWhenUsed="0"/>
+    <w:lsdException w:name="Placeholder Text" w:unhideWhenUsed="0"/>
+    <w:lsdException w:name="No Spacing" w:semiHidden="0" w:uiPriority="1" w:unhideWhenUsed="0" w:qFormat="1"/>
+    <w:lsdException w:name="Light Shading" w:semiHidden="0" w:uiPriority="60" w:unhideWhenUsed="0"/>
+    <w:lsdException w:name="Light List" w:semiHidden="0" w:uiPriority="61" w:unhideWhenUsed="0"/>
+    <w:lsdException w:name="Light Grid" w:semiHidden="0" w:uiPriority="62" w:unhideWhenUsed="0"/>
+    <w:lsdException w:name="Medium Shading 1" w:semiHidden="0" w:uiPriority="63" w:unhideWhenUsed="0"/>
+    <w:lsdException w:name="Medium Shading 2" w:semiHidden="0" w:uiPriority="64" w:unhideWhenUsed="0"/>
+    <w:lsdException w:name="Medium List 1" w:semiHidden="0" w:uiPriority="65" w:unhideWhenUsed="0"/>
+    <w:lsdException w:name="Medium List 2" w:semiHidden="0" w:uiPriority="66" w:unhideWhenUsed="0"/>
+    <w:lsdException w:name="Medium Grid 1" w:semiHidden="0" w:uiPriority="67" w:unhideWhenUsed="0"/>
+    <w:lsdException w:name="Medium Grid 2" w:semiHidden="0" w:uiPriority="68" w:unhideWhenUsed="0"/>
+    <w:lsdException w:name="Medium Grid 3" w:semiHidden="0" w:uiPriority="69" w:unhideWhenUsed="0"/>
+    <w:lsdException w:name="Dark List" w:semiHidden="0" w:uiPriority="70" w:unhideWhenUsed="0"/>
+    <w:lsdException w:name="Colorful Shading" w:semiHidden="0" w:uiPriority="71" w:unhideWhenUsed="0"/>
+    <w:lsdException w:name="Colorful List" w:semiHidden="0" w:uiPriority="72" w:unhideWhenUsed="0"/>
+    <w:lsdException w:name="Colorful Grid" w:semiHidden="0" w:uiPriority="73" w:unhideWhenUsed="0"/>
+    <w:lsdException w:name="Light Shading Accent 1" w:semiHidden="0" w:uiPriority="60" w:unhideWhenUsed="0"/>
+    <w:lsdException w:name="Light List Accent 1" w:semiHidden="0" w:uiPriority="61" w:unhideWhenUsed="0"/>
+    <w:lsdException w:name="Light Grid Accent 1" w:semiHidden="0" w:uiPriority="62" w:unhideWhenUsed="0"/>
+    <w:lsdException w:name="Medium Shading 1 Accent 1" w:semiHidden="0" w:uiPriority="63" w:unhideWhenUsed="0"/>
+    <w:lsdException w:name="Medium Shading 2 Accent 1" w:semiHidden="0" w:uiPriority="64" w:unhideWhenUsed="0"/>
+    <w:lsdException w:name="Medium List 1 Accent 1" w:semiHidden="0" w:uiPriority="65" w:unhideWhenUsed="0"/>
+    <w:lsdException w:name="Revision" w:unhideWhenUsed="0"/>
+    <w:lsdException w:name="List Paragraph" w:semiHidden="0" w:uiPriority="34" w:unhideWhenUsed="0" w:qFormat="1"/>
+    <w:lsdException w:name="Quote" w:semiHidden="0" w:uiPriority="29" w:unhideWhenUsed="0" w:qFormat="1"/>
+    <w:lsdException w:name="Intense Quote" w:semiHidden="0" w:uiPriority="30" w:unhideWhenUsed="0" w:qFormat="1"/>
+    <w:lsdException w:name="Medium List 2 Accent 1" w:semiHidden="0" w:uiPriority="66" w:unhideWhenUsed="0"/>
+    <w:lsdException w:name="Medium Grid 1 Accent 1" w:semiHidden="0" w:uiPriority="67" w:unhideWhenUsed="0"/>
+    <w:lsdException w:name="Medium Grid 2 Accent 1" w:semiHidden="0" w:uiPriority="68" w:unhideWhenUsed="0"/>
+    <w:lsdException w:name="Medium Grid 3 Accent 1" w:semiHidden="0" w:uiPriority="69" w:unhideWhenUsed="0"/>
+    <w:lsdException w:name="Dark List Accent 1" w:semiHidden="0" w:uiPriority="70" w:unhideWhenUsed="0"/>
+    <w:lsdException w:name="Colorful Shading Accent 1" w:semiHidden="0" w:uiPriority="71" w:unhideWhenUsed="0"/>
+    <w:lsdException w:name="Colorful List Accent 1" w:semiHidden="0" w:uiPriority="72" w:unhideWhenUsed="0"/>
+    <w:lsdException w:name="Colorful Grid Accent 1" w:semiHidden="0" w:uiPriority="73" w:unhideWhenUsed="0"/>
+    <w:lsdException w:name="Light Shading Accent 2" w:semiHidden="0" w:uiPriority="60" w:unhideWhenUsed="0"/>
+    <w:lsdException w:name="Light List Accent 2" w:semiHidden="0" w:uiPriority="61" w:unhideWhenUsed="0"/>
+    <w:lsdException w:name="Light Grid Accent 2" w:semiHidden="0" w:uiPriority="62" w:unhideWhenUsed="0"/>
+    <w:lsdException w:name="Medium Shading 1 Accent 2" w:semiHidden="0" w:uiPriority="63" w:unhideWhenUsed="0"/>
+    <w:lsdException w:name="Medium Shading 2 Accent 2" w:semiHidden="0" w:uiPriority="64" w:unhideWhenUsed="0"/>
+    <w:lsdException w:name="Medium List 1 Accent 2" w:semiHidden="0" w:uiPriority="65" w:unhideWhenUsed="0"/>
+    <w:lsdException w:name="Medium List 2 Accent 2" w:semiHidden="0" w:uiPriority="66" w:unhideWhenUsed="0"/>
+    <w:lsdException w:name="Medium Grid 1 Accent 2" w:semiHidden="0" w:uiPriority="67" w:unhideWhenUsed="0"/>
+    <w:lsdException w:name="Medium Grid 2 Accent 2" w:semiHidden="0" w:uiPriority="68" w:unhideWhenUsed="0"/>
+    <w:lsdException w:name="Medium Grid 3 Accent 2" w:semiHidden="0" w:uiPriority="69" w:unhideWhenUsed="0"/>
+    <w:lsdException w:name="Dark List Accent 2" w:semiHidden="0" w:uiPriority="70" w:unhideWhenUsed="0"/>
+    <w:lsdException w:name="Colorful Shading Accent 2" w:semiHidden="0" w:uiPriority="71" w:unhideWhenUsed="0"/>
+    <w:lsdException w:name="Colorful List Accent 2" w:semiHidden="0" w:uiPriority="72" w:unhideWhenUsed="0"/>
+    <w:lsdException w:name="Colorful Grid Accent 2" w:semiHidden="0" w:uiPriority="73" w:unhideWhenUsed="0"/>
+    <w:lsdException w:name="Light Shading Accent 3" w:semiHidden="0" w:uiPriority="60" w:unhideWhenUsed="0"/>
+    <w:lsdException w:name="Light List Accent 3" w:semiHidden="0" w:uiPriority="61" w:unhideWhenUsed="0"/>
+    <w:lsdException w:name="Light Grid Accent 3" w:semiHidden="0" w:uiPriority="62" w:unhideWhenUsed="0"/>
+    <w:lsdException w:name="Medium Shading 1 Accent 3" w:semiHidden="0" w:uiPriority="63" w:unhideWhenUsed="0"/>
+    <w:lsdException w:name="Medium Shading 2 Accent 3" w:semiHidden="0" w:uiPriority="64" w:unhideWhenUsed="0"/>
+    <w:lsdException w:name="Medium List 1 Accent 3" w:semiHidden="0" w:uiPriority="65" w:unhideWhenUsed="0"/>
+    <w:lsdException w:name="Medium List 2 Accent 3" w:semiHidden="0" w:uiPriority="66" w:unhideWhenUsed="0"/>
+    <w:lsdException w:name="Medium Grid 1 Accent 3" w:semiHidden="0" w:uiPriority="67" w:unhideWhenUsed="0"/>
+    <w:lsdException w:name="Medium Grid 2 Accent 3" w:semiHidden="0" w:uiPriority="68" w:unhideWhenUsed="0"/>
+    <w:lsdException w:name="Medium Grid 3 Accent 3" w:semiHidden="0" w:uiPriority="69" w:unhideWhenUsed="0"/>
+    <w:lsdException w:name="Dark List Accent 3" w:semiHidden="0" w:uiPriority="70" w:unhideWhenUsed="0"/>
+    <w:lsdException w:name="Colorful Shading Accent 3" w:semiHidden="0" w:uiPriority="71" w:unhideWhenUsed="0"/>
+    <w:lsdException w:name="Colorful List Accent 3" w:semiHidden="0" w:uiPriority="72" w:unhideWhenUsed="0"/>
+    <w:lsdException w:name="Colorful Grid Accent 3" w:semiHidden="0" w:uiPriority="73" w:unhideWhenUsed="0"/>
+    <w:lsdException w:name="Light Shading Accent 4" w:semiHidden="0" w:uiPriority="60" w:unhideWhenUsed="0"/>
+    <w:lsdException w:name="Light List Accent 4" w:semiHidden="0" w:uiPriority="61" w:unhideWhenUsed="0"/>
+    <w:lsdException w:name="Light Grid Accent 4" w:semiHidden="0" w:uiPriority="62" w:unhideWhenUsed="0"/>
+    <w:lsdException w:name="Medium Shading 1 Accent 4" w:semiHidden="0" w:uiPriority="63" w:unhideWhenUsed="0"/>
+    <w:lsdException w:name="Medium Shading 2 Accent 4" w:semiHidden="0" w:uiPriority="64" w:unhideWhenUsed="0"/>
+    <w:lsdException w:name="Medium List 1 Accent 4" w:semiHidden="0" w:uiPriority="65" w:unhideWhenUsed="0"/>
+    <w:lsdException w:name="Medium List 2 Accent 4" w:semiHidden="0" w:uiPriority="66" w:unhideWhenUsed="0"/>
+    <w:lsdException w:name="Medium Grid 1 Accent 4" w:semiHidden="0" w:uiPriority="67" w:unhideWhenUsed="0"/>
+    <w:lsdException w:name="Medium Grid 2 Accent 4" w:semiHidden="0" w:uiPriority="68" w:unhideWhenUsed="0"/>
+    <w:lsdException w:name="Medium Grid 3 Accent 4" w:semiHidden="0" w:uiPriority="69" w:unhideWhenUsed="0"/>
+    <w:lsdException w:name="Dark List Accent 4" w:semiHidden="0" w:uiPriority="70" w:unhideWhenUsed="0"/>
+    <w:lsdException w:name="Colorful Shading Accent 4" w:semiHidden="0" w:uiPriority="71" w:unhideWhenUsed="0"/>
+    <w:lsdException w:name="Colorful List Accent 4" w:semiHidden="0" w:uiPriority="72" w:unhideWhenUsed="0"/>
+    <w:lsdException w:name="Colorful Grid Accent 4" w:semiHidden="0" w:uiPriority="73" w:unhideWhenUsed="0"/>
+    <w:lsdException w:name="Light Shading Accent 5" w:semiHidden="0" w:uiPriority="60" w:unhideWhenUsed="0"/>
+    <w:lsdException w:name="Light List Accent 5" w:semiHidden="0" w:uiPriority="61" w:unhideWhenUsed="0"/>
+    <w:lsdException w:name="Light Grid Accent 5" w:semiHidden="0" w:uiPriority="62" w:unhideWhenUsed="0"/>
+    <w:lsdException w:name="Medium Shading 1 Accent 5" w:semiHidden="0" w:uiPriority="63" w:unhideWhenUsed="0"/>
+    <w:lsdException w:name="Medium Shading 2 Accent 5" w:semiHidden="0" w:uiPriority="64" w:unhideWhenUsed="0"/>
+    <w:lsdException w:name="Medium List 1 Accent 5" w:semiHidden="0" w:uiPriority="65" w:unhideWhenUsed="0"/>
+    <w:lsdException w:name="Medium List 2 Accent 5" w:semiHidden="0" w:uiPriority="66" w:unhideWhenUsed="0"/>
+    <w:lsdException w:name="Medium Grid 1 Accent 5" w:semiHidden="0" w:uiPriority="67" w:unhideWhenUsed="0"/>
+    <w:lsdException w:name="Medium Grid 2 Accent 5" w:semiHidden="0" w:uiPriority="68" w:unhideWhenUsed="0"/>
+    <w:lsdException w:name="Medium Grid 3 Accent 5" w:semiHidden="0" w:uiPriority="69" w:unhideWhenUsed="0"/>
+    <w:lsdException w:name="Dark List Accent 5" w:semiHidden="0" w:uiPriority="70" w:unhideWhenUsed="0"/>
+    <w:lsdException w:name="Colorful Shading Accent 5" w:semiHidden="0" w:uiPriority="71" w:unhideWhenUsed="0"/>
+    <w:lsdException w:name="Colorful List Accent 5" w:semiHidden="0" w:uiPriority="72" w:unhideWhenUsed="0"/>
+    <w:lsdException w:name="Colorful Grid Accent 5" w:semiHidden="0" w:uiPriority="73" w:unhideWhenUsed="0"/>
+    <w:lsdException w:name="Light Shading Accent 6" w:semiHidden="0" w:uiPriority="60" w:unhideWhenUsed="0"/>
+    <w:lsdException w:name="Light List Accent 6" w:semiHidden="0" w:uiPriority="61" w:unhideWhenUsed="0"/>
+    <w:lsdException w:name="Light Grid Accent 6" w:semiHidden="0" w:uiPriority="62" w:unhideWhenUsed="0"/>
+    <w:lsdException w:name="Medium Shading 1 Accent 6" w:semiHidden="0" w:uiPriority="63" w:unhideWhenUsed="0"/>
+    <w:lsdException w:name="Medium Shading 2 Accent 6" w:semiHidden="0" w:uiPriority="64" w:unhideWhenUsed="0"/>
+    <w:lsdException w:name="Medium List 1 Accent 6" w:semiHidden="0" w:uiPriority="65" w:unhideWhenUsed="0"/>
+    <w:lsdException w:name="Medium List 2 Accent 6" w:semiHidden="0" w:uiPriority="66" w:unhideWhenUsed="0"/>
+    <w:lsdException w:name="Medium Grid 1 Accent 6" w:semiHidden="0" w:uiPriority="67" w:unhideWhenUsed="0"/>
+    <w:lsdException w:name="Medium Grid 2 Accent 6" w:semiHidden="0" w:uiPriority="68" w:unhideWhenUsed="0"/>
+    <w:lsdException w:name="Medium Grid 3 Accent 6" w:semiHidden="0" w:uiPriority="69" w:unhideWhenUsed="0"/>
+    <w:lsdException w:name="Dark List Accent 6" w:semiHidden="0" w:uiPriority="70" w:unhideWhenUsed="0"/>
+    <w:lsdException w:name="Colorful Shading Accent 6" w:semiHidden="0" w:uiPriority="71" w:unhideWhenUsed="0"/>
+    <w:lsdException w:name="Colorful List Accent 6" w:semiHidden="0" w:uiPriority="72" w:unhideWhenUsed="0"/>
+    <w:lsdException w:name="Colorful Grid Accent 6" w:semiHidden="0" w:uiPriority="73" w:unhideWhenUsed="0"/>
+    <w:lsdException w:name="Subtle Emphasis" w:semiHidden="0" w:uiPriority="19" w:unhideWhenUsed="0" w:qFormat="1"/>
+    <w:lsdException w:name="Intense Emphasis" w:semiHidden="0" w:uiPriority="21" w:unhideWhenUsed="0" w:qFormat="1"/>
+    <w:lsdException w:name="Subtle Reference" w:semiHidden="0" w:uiPriority="31" w:unhideWhenUsed="0" w:qFormat="1"/>
+    <w:lsdException w:name="Intense Reference" w:semiHidden="0" w:uiPriority="32" w:unhideWhenUsed="0" w:qFormat="1"/>
+    <w:lsdException w:name="Book Title" w:semiHidden="0" w:uiPriority="33" w:unhideWhenUsed="0" w:qFormat="1"/>
+    <w:lsdException w:name="Bibliography" w:uiPriority="37"/>
+    <w:lsdException w:name="TOC Heading" w:uiPriority="39" w:qFormat="1"/>
   </w:latentStyles>
   <w:style w:type="paragraph" w:default="1" w:styleId="Normal">
     <w:name w:val="Normal"/>
@@ -4415,7 +4510,7 @@
   <a:extraClrSchemeLst/>
   <a:extLst>
     <a:ext uri="{05A4C25C-085E-4340-85A3-A5531E510DB2}">
-      <thm15:themeFamily xmlns:thm15="http://schemas.microsoft.com/office/thememl/2012/main" name="Office Theme" id="{62F939B6-93AF-4DB8-9C6B-D6C7DFDC589F}" vid="{4A3C46E8-61CC-4603-A589-7422A47A8E4A}"/>
+      <thm15:themeFamily xmlns:thm15="http://schemas.microsoft.com/office/thememl/2012/main" xmlns="" name="Office Theme" id="{62F939B6-93AF-4DB8-9C6B-D6C7DFDC589F}" vid="{4A3C46E8-61CC-4603-A589-7422A47A8E4A}"/>
     </a:ext>
   </a:extLst>
 </a:theme>
